--- a/docs/superpowers/specs/2026-07-15-page-engagement-heartbeat-design.docx
+++ b/docs/superpowers/specs/2026-07-15-page-engagement-heartbeat-design.docx
@@ -92,7 +92,16 @@
         <w:t xml:space="preserve"> </w:t>
       </w:r>
       <w:r>
-        <w:t xml:space="preserve">Michael (proposal author) — implementation by the SharePoint platform team (tracking snippet), analytics pipeline changes by us</w:t>
+        <w:rPr>
+          <w:rStyle w:val="VerbatimChar"/>
+        </w:rPr>
+        <w:t xml:space="preserve">&lt;name&gt;</w:t>
+      </w:r>
+      <w:r>
+        <w:t xml:space="preserve"> </w:t>
+      </w:r>
+      <w:r>
+        <w:t xml:space="preserve">(proposal author) — implementation by the SharePoint platform team (tracking snippet), analytics pipeline changes by us</w:t>
       </w:r>
       <w:r>
         <w:t xml:space="preserve"> </w:t>
@@ -186,16 +195,7 @@
         <w:pStyle w:val="FirstParagraph"/>
       </w:pPr>
       <w:r>
-        <w:t xml:space="preserve">Validated on the real store (</w:t>
-      </w:r>
-      <w:r>
-        <w:rPr>
-          <w:rStyle w:val="VerbatimChar"/>
-        </w:rPr>
-        <w:t xml:space="preserve">session_vs_visit_analysis.xlsx</w:t>
-      </w:r>
-      <w:r>
-        <w:t xml:space="preserve">, 2026-07-15, 924,844 page views):</w:t>
+        <w:t xml:space="preserve">Validated on the real store (2026-07-15, close to a million page views):</w:t>
       </w:r>
     </w:p>
     <w:tbl>
@@ -275,18 +275,18 @@
               <w:pStyle w:val="Compact"/>
             </w:pPr>
             <w:r>
-              <w:t xml:space="preserve">1.17</w:t>
-            </w:r>
-          </w:p>
-        </w:tc>
-        <w:tc>
-          <w:tcPr/>
-          <w:p>
-            <w:pPr>
-              <w:pStyle w:val="Compact"/>
-            </w:pPr>
-            <w:r>
-              <w:t xml:space="preserve">14.0%</w:t>
+              <w:t xml:space="preserve">barely above 1</w:t>
+            </w:r>
+          </w:p>
+        </w:tc>
+        <w:tc>
+          <w:tcPr/>
+          <w:p>
+            <w:pPr>
+              <w:pStyle w:val="Compact"/>
+            </w:pPr>
+            <w:r>
+              <w:t xml:space="preserve">a small minority</w:t>
             </w:r>
           </w:p>
         </w:tc>
@@ -325,18 +325,18 @@
               <w:pStyle w:val="Compact"/>
             </w:pPr>
             <w:r>
-              <w:t xml:space="preserve">1.37</w:t>
-            </w:r>
-          </w:p>
-        </w:tc>
-        <w:tc>
-          <w:tcPr/>
-          <w:p>
-            <w:pPr>
-              <w:pStyle w:val="Compact"/>
-            </w:pPr>
-            <w:r>
-              <w:t xml:space="preserve">27.0%</w:t>
+              <w:t xml:space="preserve">somewhat higher, well below 2</w:t>
+            </w:r>
+          </w:p>
+        </w:tc>
+        <w:tc>
+          <w:tcPr/>
+          <w:p>
+            <w:pPr>
+              <w:pStyle w:val="Compact"/>
+            </w:pPr>
+            <w:r>
+              <w:t xml:space="preserve">under a third</w:t>
             </w:r>
           </w:p>
         </w:tc>
@@ -347,7 +347,7 @@
         <w:pStyle w:val="BodyText"/>
       </w:pPr>
       <w:r>
-        <w:t xml:space="preserve">27% is a</w:t>
+        <w:t xml:space="preserve">That share is a</w:t>
       </w:r>
       <w:r>
         <w:t xml:space="preserve"> </w:t>
@@ -363,7 +363,7 @@
         <w:t xml:space="preserve"> </w:t>
       </w:r>
       <w:r>
-        <w:t xml:space="preserve">— this is an intranet where most employees arrive via search or a link, read one page, and leave. 73% of views are the last of their visit and produce</w:t>
+        <w:t xml:space="preserve">— this is an intranet where most employees arrive via search or a link, read one page, and leave. More than two thirds of views are the last of their visit and produce</w:t>
       </w:r>
       <w:r>
         <w:t xml:space="preserve"> </w:t>
@@ -473,7 +473,7 @@
         <w:t xml:space="preserve">PageVisitTime</w:t>
       </w:r>
       <w:r>
-        <w:t xml:space="preserve">. This is exactly the same 27% ceiling, relocated. Additionally, it emits into</w:t>
+        <w:t xml:space="preserve">. This is exactly the same ceiling, relocated. Additionally, it emits into</w:t>
       </w:r>
       <w:r>
         <w:t xml:space="preserve"> </w:t>
@@ -2935,7 +2935,7 @@
         <w:t xml:space="preserve">Viewport_Height_Px</w:t>
       </w:r>
       <w:r>
-        <w:t xml:space="preserve">) — a real engagement figure for single-page visits, i.e. the 73% of views that are silent today.</w:t>
+        <w:t xml:space="preserve">) — a real engagement figure for single-page visits, i.e. the more than two thirds of views that are silent today.</w:t>
       </w:r>
     </w:p>
     <w:bookmarkEnd w:id="19"/>
@@ -3051,7 +3051,7 @@
               <w:pStyle w:val="Compact"/>
             </w:pPr>
             <w:r>
-              <w:t xml:space="preserve">Pilot on one site behind a feature flag in the snippet. Candidate: "News and events" (99.4% of tracked pages; content owners there are the primary Read-Rate consumers)</w:t>
+              <w:t xml:space="preserve">Pilot on one site behind a feature flag in the snippet. Candidate: "News and events" (almost all tracked pages; content owners there are the primary Read-Rate consumers)</w:t>
             </w:r>
           </w:p>
         </w:tc>
@@ -3232,7 +3232,7 @@
               <w:pStyle w:val="Compact"/>
             </w:pPr>
             <w:r>
-              <w:t xml:space="preserve">~2 flushes/page view ≈ up to +350M events/year — customEvents (~262M) could nearly double</w:t>
+              <w:t xml:space="preserve">~2 flushes/page view ≈ up to hundreds of millions of additional events/year — customEvents (hundreds of millions of rows) could nearly double</w:t>
             </w:r>
           </w:p>
         </w:tc>
@@ -3548,7 +3548,7 @@
         <w:t xml:space="preserve"> </w:t>
       </w:r>
       <w:r>
-        <w:t xml:space="preserve">event (up from 27% measurability).</w:t>
+        <w:t xml:space="preserve">event (up from under a third measurability).</w:t>
       </w:r>
     </w:p>
     <w:p>
